--- a/הַסֵּפֶר/הַתּוֹרָה/01 בראשית/21 בראשית כא.docx
+++ b/הַסֵּפֶר/הַתּוֹרָה/01 בראשית/21 בראשית כא.docx
@@ -41,7 +41,7 @@
           <w:pgNumType w:start="1"/>
         </w:sectPr>
       </w:pPr>
-      <w:bookmarkStart w:colFirst="0" w:colLast="0" w:name="_4k6f2olwkadf" w:id="0"/>
+      <w:bookmarkStart w:colFirst="0" w:colLast="0" w:name="_lzoyam6qmc2v" w:id="0"/>
       <w:bookmarkEnd w:id="0"/>
       <w:r>
         <w:rPr>

--- a/הַסֵּפֶר/הַתּוֹרָה/01 בראשית/21 בראשית כא.docx
+++ b/הַסֵּפֶר/הַתּוֹרָה/01 בראשית/21 בראשית כא.docx
@@ -41,7 +41,7 @@
           <w:pgNumType w:start="1"/>
         </w:sectPr>
       </w:pPr>
-      <w:bookmarkStart w:colFirst="0" w:colLast="0" w:name="_lzoyam6qmc2v" w:id="0"/>
+      <w:bookmarkStart w:colFirst="0" w:colLast="0" w:name="_6c8ehmoe9cbn" w:id="0"/>
       <w:bookmarkEnd w:id="0"/>
       <w:r>
         <w:rPr>

--- a/הַסֵּפֶר/הַתּוֹרָה/01 בראשית/21 בראשית כא.docx
+++ b/הַסֵּפֶר/הַתּוֹרָה/01 בראשית/21 בראשית כא.docx
@@ -41,7 +41,7 @@
           <w:pgNumType w:start="1"/>
         </w:sectPr>
       </w:pPr>
-      <w:bookmarkStart w:colFirst="0" w:colLast="0" w:name="_6c8ehmoe9cbn" w:id="0"/>
+      <w:bookmarkStart w:colFirst="0" w:colLast="0" w:name="_pgiofinkz947" w:id="0"/>
       <w:bookmarkEnd w:id="0"/>
       <w:r>
         <w:rPr>
